--- a/Lab Programs/Set-1.docx
+++ b/Lab Programs/Set-1.docx
@@ -2,6 +2,87 @@
 <file path=word/document.xml><?xml version="1.0" encoding="utf-8"?>
 <w:document xmlns:wpc="http://schemas.microsoft.com/office/word/2010/wordprocessingCanvas" xmlns:cx="http://schemas.microsoft.com/office/drawing/2014/chartex" xmlns:cx1="http://schemas.microsoft.com/office/drawing/2015/9/8/chartex" xmlns:cx2="http://schemas.microsoft.com/office/drawing/2015/10/21/chartex" xmlns:cx3="http://schemas.microsoft.com/office/drawing/2016/5/9/chartex" xmlns:cx4="http://schemas.microsoft.com/office/drawing/2016/5/10/chartex" xmlns:cx5="http://schemas.microsoft.com/office/drawing/2016/5/11/chartex" xmlns:cx6="http://schemas.microsoft.com/office/drawing/2016/5/12/chartex" xmlns:cx7="http://schemas.microsoft.com/office/drawing/2016/5/13/chartex" xmlns:cx8="http://schemas.microsoft.com/office/drawing/2016/5/14/chartex" xmlns:mc="http://schemas.openxmlformats.org/markup-compatibility/2006" xmlns:aink="http://schemas.microsoft.com/office/drawing/2016/ink" xmlns:am3d="http://schemas.microsoft.com/office/drawing/2017/model3d" xmlns:o="urn:schemas-microsoft-com:office:office" xmlns:oel="http://schemas.microsoft.com/office/2019/extlst" xmlns:r="http://schemas.openxmlformats.org/officeDocument/2006/relationships" xmlns:m="http://schemas.openxmlformats.org/officeDocument/2006/math" xmlns:v="urn:schemas-microsoft-com:vml" xmlns:wp14="http://schemas.microsoft.com/office/word/2010/wordprocessingDrawing" xmlns:wp="http://schemas.openxmlformats.org/drawingml/2006/wordprocessingDrawing" xmlns:w10="urn:schemas-microsoft-com:office:word" xmlns:w="http://schemas.openxmlformats.org/wordprocessingml/2006/main" xmlns:w14="http://schemas.microsoft.com/office/word/2010/wordml" xmlns:w15="http://schemas.microsoft.com/office/word/2012/wordml" xmlns:w16cex="http://schemas.microsoft.com/office/word/2018/wordml/cex" xmlns:w16cid="http://schemas.microsoft.com/office/word/2016/wordml/cid" xmlns:w16="http://schemas.microsoft.com/office/word/2018/wordml" xmlns:w16du="http://schemas.microsoft.com/office/word/2023/wordml/word16du" xmlns:w16sdtdh="http://schemas.microsoft.com/office/word/2020/wordml/sdtdatahash" xmlns:w16sdtfl="http://schemas.microsoft.com/office/word/2024/wordml/sdtformatlock" xmlns:w16se="http://schemas.microsoft.com/office/word/2015/wordml/symex" xmlns:wpg="http://schemas.microsoft.com/office/word/2010/wordprocessingGroup" xmlns:wpi="http://schemas.microsoft.com/office/word/2010/wordprocessingInk" xmlns:wne="http://schemas.microsoft.com/office/word/2006/wordml" xmlns:wps="http://schemas.microsoft.com/office/word/2010/wordprocessingShape" mc:Ignorable="w14 w15 w16se w16cid w16 w16cex w16sdtdh w16sdtfl w16du wp14">
   <w:body>
+    <w:p>
+      <w:pPr>
+        <w:rPr>
+          <w:rFonts w:ascii="Times New Roman" w:hAnsi="Times New Roman" w:cs="Times New Roman"/>
+        </w:rPr>
+      </w:pPr>
+      <w:r>
+        <w:rPr>
+          <w:rFonts w:ascii="Times New Roman" w:hAnsi="Times New Roman" w:cs="Times New Roman"/>
+        </w:rPr>
+        <w:t>Name: Valli Karthik</w:t>
+      </w:r>
+    </w:p>
+    <w:p>
+      <w:pPr>
+        <w:rPr>
+          <w:rFonts w:ascii="Times New Roman" w:hAnsi="Times New Roman" w:cs="Times New Roman"/>
+        </w:rPr>
+      </w:pPr>
+      <w:r>
+        <w:rPr>
+          <w:rFonts w:ascii="Times New Roman" w:hAnsi="Times New Roman" w:cs="Times New Roman"/>
+        </w:rPr>
+        <w:t>Reg.No: 1923242</w:t>
+      </w:r>
+      <w:r>
+        <w:rPr>
+          <w:rFonts w:ascii="Times New Roman" w:hAnsi="Times New Roman" w:cs="Times New Roman"/>
+        </w:rPr>
+        <w:t>58</w:t>
+      </w:r>
+    </w:p>
+    <w:p>
+      <w:pPr>
+        <w:jc w:val="center"/>
+        <w:rPr>
+          <w:rFonts w:ascii="Times New Roman" w:hAnsi="Times New Roman" w:cs="Times New Roman"/>
+        </w:rPr>
+      </w:pPr>
+    </w:p>
+    <w:p>
+      <w:pPr>
+        <w:jc w:val="center"/>
+        <w:rPr>
+          <w:rFonts w:ascii="Times New Roman" w:hAnsi="Times New Roman" w:cs="Times New Roman"/>
+          <w:b/>
+          <w:bCs/>
+        </w:rPr>
+      </w:pPr>
+      <w:r>
+        <w:rPr>
+          <w:rFonts w:ascii="Times New Roman" w:hAnsi="Times New Roman" w:cs="Times New Roman"/>
+          <w:b/>
+          <w:bCs/>
+        </w:rPr>
+        <w:t>DSA0502 - QUERY PROCESSING FOR DATA SCIENCE</w:t>
+      </w:r>
+    </w:p>
+    <w:p>
+      <w:pPr>
+        <w:rPr>
+          <w:rFonts w:ascii="Times New Roman" w:hAnsi="Times New Roman" w:cs="Times New Roman"/>
+        </w:rPr>
+      </w:pPr>
+      <w:r>
+        <w:rPr>
+          <w:rFonts w:ascii="Times New Roman" w:hAnsi="Times New Roman" w:cs="Times New Roman"/>
+          <w:b/>
+          <w:bCs/>
+        </w:rPr>
+        <w:t>Date: 17-07-2026</w:t>
+      </w:r>
+    </w:p>
+    <w:p>
+      <w:pPr>
+        <w:jc w:val="center"/>
+        <w:rPr>
+          <w:rFonts w:ascii="Times New Roman" w:hAnsi="Times New Roman" w:cs="Times New Roman"/>
+        </w:rPr>
+      </w:pPr>
+    </w:p>
     <w:p>
       <w:pPr>
         <w:rPr>
@@ -274,6 +355,7 @@
       <w:r>
         <w:rPr>
           <w:rFonts w:ascii="Times New Roman" w:hAnsi="Times New Roman" w:cs="Times New Roman"/>
+          <w:noProof/>
         </w:rPr>
         <w:drawing>
           <wp:inline distT="0" distB="0" distL="0" distR="0" wp14:anchorId="6740E79A" wp14:editId="22E6A032">
@@ -780,7 +862,6 @@
     <w:next w:val="Normal"/>
     <w:link w:val="Heading3Char"/>
     <w:uiPriority w:val="9"/>
-    <w:semiHidden/>
     <w:unhideWhenUsed/>
     <w:qFormat/>
     <w:rsid w:val="00BF02E3"/>
@@ -932,7 +1013,6 @@
   <w:style w:type="character" w:default="1" w:styleId="DefaultParagraphFont">
     <w:name w:val="Default Paragraph Font"/>
     <w:uiPriority w:val="1"/>
-    <w:semiHidden/>
     <w:unhideWhenUsed/>
   </w:style>
   <w:style w:type="table" w:default="1" w:styleId="TableNormal">
@@ -988,7 +1068,6 @@
     <w:basedOn w:val="DefaultParagraphFont"/>
     <w:link w:val="Heading3"/>
     <w:uiPriority w:val="9"/>
-    <w:semiHidden/>
     <w:rsid w:val="00BF02E3"/>
     <w:rPr>
       <w:rFonts w:eastAsiaTheme="majorEastAsia" w:cstheme="majorBidi"/>

--- a/Lab Programs/Set-1.docx
+++ b/Lab Programs/Set-1.docx
@@ -21,11 +21,19 @@
           <w:rFonts w:ascii="Times New Roman" w:hAnsi="Times New Roman" w:cs="Times New Roman"/>
         </w:rPr>
       </w:pPr>
-      <w:r>
-        <w:rPr>
-          <w:rFonts w:ascii="Times New Roman" w:hAnsi="Times New Roman" w:cs="Times New Roman"/>
-        </w:rPr>
-        <w:t>Reg.No: 1923242</w:t>
+      <w:proofErr w:type="spellStart"/>
+      <w:r>
+        <w:rPr>
+          <w:rFonts w:ascii="Times New Roman" w:hAnsi="Times New Roman" w:cs="Times New Roman"/>
+        </w:rPr>
+        <w:t>Reg.No</w:t>
+      </w:r>
+      <w:proofErr w:type="spellEnd"/>
+      <w:r>
+        <w:rPr>
+          <w:rFonts w:ascii="Times New Roman" w:hAnsi="Times New Roman" w:cs="Times New Roman"/>
+        </w:rPr>
+        <w:t>: 1923242</w:t>
       </w:r>
       <w:r>
         <w:rPr>
@@ -139,33 +147,235 @@
         <w:rPr>
           <w:rFonts w:ascii="Times New Roman" w:hAnsi="Times New Roman" w:cs="Times New Roman"/>
         </w:rPr>
-        <w:t>employees = pd.read_csv("employees.csv")</w:t>
-      </w:r>
-    </w:p>
-    <w:p>
-      <w:pPr>
-        <w:rPr>
-          <w:rFonts w:ascii="Times New Roman" w:hAnsi="Times New Roman" w:cs="Times New Roman"/>
-        </w:rPr>
-      </w:pPr>
-      <w:r>
-        <w:rPr>
-          <w:rFonts w:ascii="Times New Roman" w:hAnsi="Times New Roman" w:cs="Times New Roman"/>
-        </w:rPr>
-        <w:t>distinct_departments = employees["department_id"].drop_duplicates()</w:t>
-      </w:r>
-    </w:p>
-    <w:p>
-      <w:pPr>
-        <w:rPr>
-          <w:rFonts w:ascii="Times New Roman" w:hAnsi="Times New Roman" w:cs="Times New Roman"/>
-        </w:rPr>
-      </w:pPr>
-      <w:r>
-        <w:rPr>
-          <w:rFonts w:ascii="Times New Roman" w:hAnsi="Times New Roman" w:cs="Times New Roman"/>
-        </w:rPr>
-        <w:t>print(distinct_departments)</w:t>
+        <w:t xml:space="preserve">employees = </w:t>
+      </w:r>
+      <w:proofErr w:type="spellStart"/>
+      <w:r>
+        <w:rPr>
+          <w:rFonts w:ascii="Times New Roman" w:hAnsi="Times New Roman" w:cs="Times New Roman"/>
+        </w:rPr>
+        <w:t>pd.read_csv</w:t>
+      </w:r>
+      <w:proofErr w:type="spellEnd"/>
+      <w:r>
+        <w:rPr>
+          <w:rFonts w:ascii="Times New Roman" w:hAnsi="Times New Roman" w:cs="Times New Roman"/>
+        </w:rPr>
+        <w:t>("employees.csv")</w:t>
+      </w:r>
+    </w:p>
+    <w:p>
+      <w:pPr>
+        <w:rPr>
+          <w:rFonts w:ascii="Times New Roman" w:hAnsi="Times New Roman" w:cs="Times New Roman"/>
+        </w:rPr>
+      </w:pPr>
+      <w:proofErr w:type="spellStart"/>
+      <w:r>
+        <w:rPr>
+          <w:rFonts w:ascii="Times New Roman" w:hAnsi="Times New Roman" w:cs="Times New Roman"/>
+        </w:rPr>
+        <w:t>distinct_departments</w:t>
+      </w:r>
+      <w:proofErr w:type="spellEnd"/>
+      <w:r>
+        <w:rPr>
+          <w:rFonts w:ascii="Times New Roman" w:hAnsi="Times New Roman" w:cs="Times New Roman"/>
+        </w:rPr>
+        <w:t xml:space="preserve"> = employees["</w:t>
+      </w:r>
+      <w:proofErr w:type="spellStart"/>
+      <w:r>
+        <w:rPr>
+          <w:rFonts w:ascii="Times New Roman" w:hAnsi="Times New Roman" w:cs="Times New Roman"/>
+        </w:rPr>
+        <w:t>department_id</w:t>
+      </w:r>
+      <w:proofErr w:type="spellEnd"/>
+      <w:r>
+        <w:rPr>
+          <w:rFonts w:ascii="Times New Roman" w:hAnsi="Times New Roman" w:cs="Times New Roman"/>
+        </w:rPr>
+        <w:t>"].</w:t>
+      </w:r>
+      <w:proofErr w:type="spellStart"/>
+      <w:r>
+        <w:rPr>
+          <w:rFonts w:ascii="Times New Roman" w:hAnsi="Times New Roman" w:cs="Times New Roman"/>
+        </w:rPr>
+        <w:t>drop_duplicates</w:t>
+      </w:r>
+      <w:proofErr w:type="spellEnd"/>
+      <w:r>
+        <w:rPr>
+          <w:rFonts w:ascii="Times New Roman" w:hAnsi="Times New Roman" w:cs="Times New Roman"/>
+        </w:rPr>
+        <w:t>()</w:t>
+      </w:r>
+    </w:p>
+    <w:p>
+      <w:pPr>
+        <w:rPr>
+          <w:rFonts w:ascii="Times New Roman" w:hAnsi="Times New Roman" w:cs="Times New Roman"/>
+        </w:rPr>
+      </w:pPr>
+      <w:r>
+        <w:rPr>
+          <w:rFonts w:ascii="Times New Roman" w:hAnsi="Times New Roman" w:cs="Times New Roman"/>
+        </w:rPr>
+        <w:t>print(</w:t>
+      </w:r>
+      <w:proofErr w:type="spellStart"/>
+      <w:r>
+        <w:rPr>
+          <w:rFonts w:ascii="Times New Roman" w:hAnsi="Times New Roman" w:cs="Times New Roman"/>
+        </w:rPr>
+        <w:t>distinct_departments</w:t>
+      </w:r>
+      <w:proofErr w:type="spellEnd"/>
+      <w:r>
+        <w:rPr>
+          <w:rFonts w:ascii="Times New Roman" w:hAnsi="Times New Roman" w:cs="Times New Roman"/>
+        </w:rPr>
+        <w:t>)</w:t>
+      </w:r>
+    </w:p>
+    <w:p>
+      <w:pPr>
+        <w:rPr>
+          <w:rFonts w:ascii="Times New Roman" w:hAnsi="Times New Roman" w:cs="Times New Roman"/>
+        </w:rPr>
+      </w:pPr>
+    </w:p>
+    <w:p>
+      <w:pPr>
+        <w:rPr>
+          <w:rFonts w:ascii="Times New Roman" w:hAnsi="Times New Roman" w:cs="Times New Roman"/>
+        </w:rPr>
+      </w:pPr>
+      <w:r>
+        <w:rPr>
+          <w:rFonts w:ascii="Times New Roman" w:hAnsi="Times New Roman" w:cs="Times New Roman"/>
+        </w:rPr>
+        <w:t>CSV:</w:t>
+      </w:r>
+      <w:r>
+        <w:rPr>
+          <w:rFonts w:ascii="Times New Roman" w:hAnsi="Times New Roman" w:cs="Times New Roman"/>
+        </w:rPr>
+        <w:br/>
+      </w:r>
+      <w:proofErr w:type="spellStart"/>
+      <w:r>
+        <w:rPr>
+          <w:rFonts w:ascii="Times New Roman" w:hAnsi="Times New Roman" w:cs="Times New Roman"/>
+        </w:rPr>
+        <w:t>employee_id,first_name,department_id</w:t>
+      </w:r>
+      <w:proofErr w:type="spellEnd"/>
+    </w:p>
+    <w:p>
+      <w:pPr>
+        <w:rPr>
+          <w:rFonts w:ascii="Times New Roman" w:hAnsi="Times New Roman" w:cs="Times New Roman"/>
+        </w:rPr>
+      </w:pPr>
+      <w:r>
+        <w:rPr>
+          <w:rFonts w:ascii="Times New Roman" w:hAnsi="Times New Roman" w:cs="Times New Roman"/>
+        </w:rPr>
+        <w:t>101,John,10</w:t>
+      </w:r>
+    </w:p>
+    <w:p>
+      <w:pPr>
+        <w:rPr>
+          <w:rFonts w:ascii="Times New Roman" w:hAnsi="Times New Roman" w:cs="Times New Roman"/>
+        </w:rPr>
+      </w:pPr>
+      <w:r>
+        <w:rPr>
+          <w:rFonts w:ascii="Times New Roman" w:hAnsi="Times New Roman" w:cs="Times New Roman"/>
+        </w:rPr>
+        <w:t>102,Alice,20</w:t>
+      </w:r>
+    </w:p>
+    <w:p>
+      <w:pPr>
+        <w:rPr>
+          <w:rFonts w:ascii="Times New Roman" w:hAnsi="Times New Roman" w:cs="Times New Roman"/>
+        </w:rPr>
+      </w:pPr>
+      <w:r>
+        <w:rPr>
+          <w:rFonts w:ascii="Times New Roman" w:hAnsi="Times New Roman" w:cs="Times New Roman"/>
+        </w:rPr>
+        <w:t>103,Bob,10</w:t>
+      </w:r>
+    </w:p>
+    <w:p>
+      <w:pPr>
+        <w:rPr>
+          <w:rFonts w:ascii="Times New Roman" w:hAnsi="Times New Roman" w:cs="Times New Roman"/>
+        </w:rPr>
+      </w:pPr>
+      <w:r>
+        <w:rPr>
+          <w:rFonts w:ascii="Times New Roman" w:hAnsi="Times New Roman" w:cs="Times New Roman"/>
+        </w:rPr>
+        <w:t>104,David,30</w:t>
+      </w:r>
+    </w:p>
+    <w:p>
+      <w:pPr>
+        <w:rPr>
+          <w:rFonts w:ascii="Times New Roman" w:hAnsi="Times New Roman" w:cs="Times New Roman"/>
+        </w:rPr>
+      </w:pPr>
+      <w:r>
+        <w:rPr>
+          <w:rFonts w:ascii="Times New Roman" w:hAnsi="Times New Roman" w:cs="Times New Roman"/>
+        </w:rPr>
+        <w:t>105,Eva,20</w:t>
+      </w:r>
+    </w:p>
+    <w:p>
+      <w:pPr>
+        <w:rPr>
+          <w:rFonts w:ascii="Times New Roman" w:hAnsi="Times New Roman" w:cs="Times New Roman"/>
+        </w:rPr>
+      </w:pPr>
+      <w:r>
+        <w:rPr>
+          <w:rFonts w:ascii="Times New Roman" w:hAnsi="Times New Roman" w:cs="Times New Roman"/>
+        </w:rPr>
+        <w:t>106,Frank,40</w:t>
+      </w:r>
+    </w:p>
+    <w:p>
+      <w:pPr>
+        <w:rPr>
+          <w:rFonts w:ascii="Times New Roman" w:hAnsi="Times New Roman" w:cs="Times New Roman"/>
+        </w:rPr>
+      </w:pPr>
+      <w:r>
+        <w:rPr>
+          <w:rFonts w:ascii="Times New Roman" w:hAnsi="Times New Roman" w:cs="Times New Roman"/>
+        </w:rPr>
+        <w:t>107,Grace,30</w:t>
+      </w:r>
+    </w:p>
+    <w:p>
+      <w:pPr>
+        <w:rPr>
+          <w:rFonts w:ascii="Times New Roman" w:hAnsi="Times New Roman" w:cs="Times New Roman"/>
+        </w:rPr>
+      </w:pPr>
+      <w:r>
+        <w:rPr>
+          <w:rFonts w:ascii="Times New Roman" w:hAnsi="Times New Roman" w:cs="Times New Roman"/>
+        </w:rPr>
+        <w:t>108,Helen,10</w:t>
       </w:r>
     </w:p>
     <w:p>
@@ -254,10 +464,18 @@
           <w:rFonts w:ascii="Times New Roman" w:hAnsi="Times New Roman" w:cs="Times New Roman"/>
         </w:rPr>
       </w:pPr>
-      <w:r>
-        <w:rPr>
-          <w:rFonts w:ascii="Times New Roman" w:hAnsi="Times New Roman" w:cs="Times New Roman"/>
-        </w:rPr>
+    </w:p>
+    <w:p>
+      <w:pPr>
+        <w:rPr>
+          <w:rFonts w:ascii="Times New Roman" w:hAnsi="Times New Roman" w:cs="Times New Roman"/>
+        </w:rPr>
+      </w:pPr>
+      <w:r>
+        <w:rPr>
+          <w:rFonts w:ascii="Times New Roman" w:hAnsi="Times New Roman" w:cs="Times New Roman"/>
+        </w:rPr>
+        <w:lastRenderedPageBreak/>
         <w:t>2. Write a Pandas program to display the IDs of employees who have done two or more</w:t>
       </w:r>
     </w:p>
@@ -293,24 +511,74 @@
           <w:rFonts w:ascii="Times New Roman" w:hAnsi="Times New Roman" w:cs="Times New Roman"/>
         </w:rPr>
       </w:pPr>
-      <w:r>
-        <w:rPr>
-          <w:rFonts w:ascii="Times New Roman" w:hAnsi="Times New Roman" w:cs="Times New Roman"/>
-        </w:rPr>
-        <w:t>job_history = pd.read_csv("job_history.csv")</w:t>
-      </w:r>
-    </w:p>
-    <w:p>
-      <w:pPr>
-        <w:rPr>
-          <w:rFonts w:ascii="Times New Roman" w:hAnsi="Times New Roman" w:cs="Times New Roman"/>
-        </w:rPr>
-      </w:pPr>
-      <w:r>
-        <w:rPr>
-          <w:rFonts w:ascii="Times New Roman" w:hAnsi="Times New Roman" w:cs="Times New Roman"/>
-        </w:rPr>
-        <w:t>result = job_history.groupby("employee_id").size()</w:t>
+      <w:proofErr w:type="spellStart"/>
+      <w:r>
+        <w:rPr>
+          <w:rFonts w:ascii="Times New Roman" w:hAnsi="Times New Roman" w:cs="Times New Roman"/>
+        </w:rPr>
+        <w:t>job_history</w:t>
+      </w:r>
+      <w:proofErr w:type="spellEnd"/>
+      <w:r>
+        <w:rPr>
+          <w:rFonts w:ascii="Times New Roman" w:hAnsi="Times New Roman" w:cs="Times New Roman"/>
+        </w:rPr>
+        <w:t xml:space="preserve"> = </w:t>
+      </w:r>
+      <w:proofErr w:type="spellStart"/>
+      <w:r>
+        <w:rPr>
+          <w:rFonts w:ascii="Times New Roman" w:hAnsi="Times New Roman" w:cs="Times New Roman"/>
+        </w:rPr>
+        <w:t>pd.read_csv</w:t>
+      </w:r>
+      <w:proofErr w:type="spellEnd"/>
+      <w:r>
+        <w:rPr>
+          <w:rFonts w:ascii="Times New Roman" w:hAnsi="Times New Roman" w:cs="Times New Roman"/>
+        </w:rPr>
+        <w:t>("job_history.csv")</w:t>
+      </w:r>
+    </w:p>
+    <w:p>
+      <w:pPr>
+        <w:rPr>
+          <w:rFonts w:ascii="Times New Roman" w:hAnsi="Times New Roman" w:cs="Times New Roman"/>
+        </w:rPr>
+      </w:pPr>
+      <w:r>
+        <w:rPr>
+          <w:rFonts w:ascii="Times New Roman" w:hAnsi="Times New Roman" w:cs="Times New Roman"/>
+        </w:rPr>
+        <w:t xml:space="preserve">result = </w:t>
+      </w:r>
+      <w:proofErr w:type="spellStart"/>
+      <w:r>
+        <w:rPr>
+          <w:rFonts w:ascii="Times New Roman" w:hAnsi="Times New Roman" w:cs="Times New Roman"/>
+        </w:rPr>
+        <w:t>job_history.groupby</w:t>
+      </w:r>
+      <w:proofErr w:type="spellEnd"/>
+      <w:r>
+        <w:rPr>
+          <w:rFonts w:ascii="Times New Roman" w:hAnsi="Times New Roman" w:cs="Times New Roman"/>
+        </w:rPr>
+        <w:t>("</w:t>
+      </w:r>
+      <w:proofErr w:type="spellStart"/>
+      <w:r>
+        <w:rPr>
+          <w:rFonts w:ascii="Times New Roman" w:hAnsi="Times New Roman" w:cs="Times New Roman"/>
+        </w:rPr>
+        <w:t>employee_id</w:t>
+      </w:r>
+      <w:proofErr w:type="spellEnd"/>
+      <w:r>
+        <w:rPr>
+          <w:rFonts w:ascii="Times New Roman" w:hAnsi="Times New Roman" w:cs="Times New Roman"/>
+        </w:rPr>
+        <w:t>").size()</w:t>
       </w:r>
     </w:p>
     <w:p>
@@ -332,6 +600,164 @@
           <w:rFonts w:ascii="Times New Roman" w:hAnsi="Times New Roman" w:cs="Times New Roman"/>
         </w:rPr>
       </w:pPr>
+    </w:p>
+    <w:p>
+      <w:pPr>
+        <w:rPr>
+          <w:rFonts w:ascii="Times New Roman" w:hAnsi="Times New Roman" w:cs="Times New Roman"/>
+        </w:rPr>
+      </w:pPr>
+      <w:r>
+        <w:rPr>
+          <w:rFonts w:ascii="Times New Roman" w:hAnsi="Times New Roman" w:cs="Times New Roman"/>
+        </w:rPr>
+        <w:t>CSV:</w:t>
+      </w:r>
+    </w:p>
+    <w:p>
+      <w:pPr>
+        <w:rPr>
+          <w:rFonts w:ascii="Times New Roman" w:hAnsi="Times New Roman" w:cs="Times New Roman"/>
+        </w:rPr>
+      </w:pPr>
+      <w:proofErr w:type="spellStart"/>
+      <w:r>
+        <w:rPr>
+          <w:rFonts w:ascii="Times New Roman" w:hAnsi="Times New Roman" w:cs="Times New Roman"/>
+        </w:rPr>
+        <w:t>employee_id,job_id</w:t>
+      </w:r>
+      <w:proofErr w:type="spellEnd"/>
+    </w:p>
+    <w:p>
+      <w:pPr>
+        <w:rPr>
+          <w:rFonts w:ascii="Times New Roman" w:hAnsi="Times New Roman" w:cs="Times New Roman"/>
+        </w:rPr>
+      </w:pPr>
+      <w:r>
+        <w:rPr>
+          <w:rFonts w:ascii="Times New Roman" w:hAnsi="Times New Roman" w:cs="Times New Roman"/>
+        </w:rPr>
+        <w:t>101,IT_PROG</w:t>
+      </w:r>
+    </w:p>
+    <w:p>
+      <w:pPr>
+        <w:rPr>
+          <w:rFonts w:ascii="Times New Roman" w:hAnsi="Times New Roman" w:cs="Times New Roman"/>
+        </w:rPr>
+      </w:pPr>
+      <w:r>
+        <w:rPr>
+          <w:rFonts w:ascii="Times New Roman" w:hAnsi="Times New Roman" w:cs="Times New Roman"/>
+        </w:rPr>
+        <w:t>101,SA_REP</w:t>
+      </w:r>
+    </w:p>
+    <w:p>
+      <w:pPr>
+        <w:rPr>
+          <w:rFonts w:ascii="Times New Roman" w:hAnsi="Times New Roman" w:cs="Times New Roman"/>
+        </w:rPr>
+      </w:pPr>
+      <w:r>
+        <w:rPr>
+          <w:rFonts w:ascii="Times New Roman" w:hAnsi="Times New Roman" w:cs="Times New Roman"/>
+        </w:rPr>
+        <w:t>102,HR_REP</w:t>
+      </w:r>
+    </w:p>
+    <w:p>
+      <w:pPr>
+        <w:rPr>
+          <w:rFonts w:ascii="Times New Roman" w:hAnsi="Times New Roman" w:cs="Times New Roman"/>
+        </w:rPr>
+      </w:pPr>
+      <w:r>
+        <w:rPr>
+          <w:rFonts w:ascii="Times New Roman" w:hAnsi="Times New Roman" w:cs="Times New Roman"/>
+        </w:rPr>
+        <w:t>103,FI_MGR</w:t>
+      </w:r>
+    </w:p>
+    <w:p>
+      <w:pPr>
+        <w:rPr>
+          <w:rFonts w:ascii="Times New Roman" w:hAnsi="Times New Roman" w:cs="Times New Roman"/>
+        </w:rPr>
+      </w:pPr>
+      <w:r>
+        <w:rPr>
+          <w:rFonts w:ascii="Times New Roman" w:hAnsi="Times New Roman" w:cs="Times New Roman"/>
+        </w:rPr>
+        <w:t>103,AC_ACCOUNT</w:t>
+      </w:r>
+    </w:p>
+    <w:p>
+      <w:pPr>
+        <w:rPr>
+          <w:rFonts w:ascii="Times New Roman" w:hAnsi="Times New Roman" w:cs="Times New Roman"/>
+        </w:rPr>
+      </w:pPr>
+      <w:r>
+        <w:rPr>
+          <w:rFonts w:ascii="Times New Roman" w:hAnsi="Times New Roman" w:cs="Times New Roman"/>
+        </w:rPr>
+        <w:t>103,FI_ACCOUNT</w:t>
+      </w:r>
+    </w:p>
+    <w:p>
+      <w:pPr>
+        <w:rPr>
+          <w:rFonts w:ascii="Times New Roman" w:hAnsi="Times New Roman" w:cs="Times New Roman"/>
+        </w:rPr>
+      </w:pPr>
+      <w:r>
+        <w:rPr>
+          <w:rFonts w:ascii="Times New Roman" w:hAnsi="Times New Roman" w:cs="Times New Roman"/>
+        </w:rPr>
+        <w:t>104,MK_REP</w:t>
+      </w:r>
+    </w:p>
+    <w:p>
+      <w:pPr>
+        <w:rPr>
+          <w:rFonts w:ascii="Times New Roman" w:hAnsi="Times New Roman" w:cs="Times New Roman"/>
+        </w:rPr>
+      </w:pPr>
+      <w:r>
+        <w:rPr>
+          <w:rFonts w:ascii="Times New Roman" w:hAnsi="Times New Roman" w:cs="Times New Roman"/>
+        </w:rPr>
+        <w:t>105,HR_REP</w:t>
+      </w:r>
+    </w:p>
+    <w:p>
+      <w:pPr>
+        <w:rPr>
+          <w:rFonts w:ascii="Times New Roman" w:hAnsi="Times New Roman" w:cs="Times New Roman"/>
+        </w:rPr>
+      </w:pPr>
+      <w:r>
+        <w:rPr>
+          <w:rFonts w:ascii="Times New Roman" w:hAnsi="Times New Roman" w:cs="Times New Roman"/>
+        </w:rPr>
+        <w:t>106,IT_PROG</w:t>
+      </w:r>
+    </w:p>
+    <w:p>
+      <w:pPr>
+        <w:rPr>
+          <w:rFonts w:ascii="Times New Roman" w:hAnsi="Times New Roman" w:cs="Times New Roman"/>
+        </w:rPr>
+      </w:pPr>
+      <w:r>
+        <w:rPr>
+          <w:rFonts w:ascii="Times New Roman" w:hAnsi="Times New Roman" w:cs="Times New Roman"/>
+        </w:rPr>
+        <w:t>106,SA_MAN</w:t>
+      </w:r>
     </w:p>
     <w:p>
       <w:pPr>
@@ -1013,6 +1439,7 @@
   <w:style w:type="character" w:default="1" w:styleId="DefaultParagraphFont">
     <w:name w:val="Default Paragraph Font"/>
     <w:uiPriority w:val="1"/>
+    <w:semiHidden/>
     <w:unhideWhenUsed/>
   </w:style>
   <w:style w:type="table" w:default="1" w:styleId="TableNormal">
